--- a/DESTINATION-NIGERIA-BRAND-KIT/09_DOCUMENT_TEMPLATES/PRESS_AND_MEDIA/DN_Media-Advisory_A4.docx
+++ b/DESTINATION-NIGERIA-BRAND-KIT/09_DOCUMENT_TEMPLATES/PRESS_AND_MEDIA/DN_Media-Advisory_A4.docx
@@ -40,16 +40,16 @@
         <w:tblW w:type="auto" w:w="0"/>
         <w:tblLook w:firstColumn="1" w:firstRow="1" w:lastColumn="0" w:lastRow="0" w:noHBand="0" w:noVBand="1" w:val="04A0"/>
         <w:tblBorders>
-          <w:top w:val="single" w:sz="4" w:color="A9BFA9"/>
-          <w:left w:val="nil"/>
-          <w:bottom w:val="single" w:sz="4" w:color="A9BFA9"/>
-          <w:right w:val="nil"/>
-          <w:insideH w:val="single" w:sz="4" w:color="A9BFA9"/>
+          <w:top w:val="single" w:sz="4" w:color="E7DFCF"/>
+          <w:left w:val="nil"/>
+          <w:bottom w:val="single" w:sz="4" w:color="E7DFCF"/>
+          <w:right w:val="nil"/>
+          <w:insideH w:val="single" w:sz="4" w:color="E7DFCF"/>
           <w:insideV w:val="nil"/>
         </w:tblBorders>
         <w:tblCellMar>
           <w:top w:w="70" w:type="dxa"/>
-          <w:left w:w="100" w:type="dxa"/>
+          <w:left w:w="0" w:type="dxa"/>
           <w:bottom w:w="70" w:type="dxa"/>
           <w:right w:w="100" w:type="dxa"/>
         </w:tblCellMar>
@@ -62,7 +62,6 @@
         <w:tc>
           <w:tcPr>
             <w:tcW w:type="dxa" w:w="2154"/>
-            <w:shd w:val="clear" w:color="auto" w:fill="F5F0E6"/>
           </w:tcPr>
           <w:p>
             <w:pPr>
@@ -107,7 +106,6 @@
         <w:tc>
           <w:tcPr>
             <w:tcW w:type="dxa" w:w="2154"/>
-            <w:shd w:val="clear" w:color="auto" w:fill="F5F0E6"/>
           </w:tcPr>
           <w:p>
             <w:pPr>
@@ -152,7 +150,6 @@
         <w:tc>
           <w:tcPr>
             <w:tcW w:type="dxa" w:w="2154"/>
-            <w:shd w:val="clear" w:color="auto" w:fill="F5F0E6"/>
           </w:tcPr>
           <w:p>
             <w:pPr>
@@ -197,7 +194,6 @@
         <w:tc>
           <w:tcPr>
             <w:tcW w:type="dxa" w:w="2154"/>
-            <w:shd w:val="clear" w:color="auto" w:fill="F5F0E6"/>
           </w:tcPr>
           <w:p>
             <w:pPr>
@@ -242,7 +238,6 @@
         <w:tc>
           <w:tcPr>
             <w:tcW w:type="dxa" w:w="2154"/>
-            <w:shd w:val="clear" w:color="auto" w:fill="F5F0E6"/>
           </w:tcPr>
           <w:p>
             <w:pPr>
@@ -287,7 +282,6 @@
         <w:tc>
           <w:tcPr>
             <w:tcW w:type="dxa" w:w="2154"/>
-            <w:shd w:val="clear" w:color="auto" w:fill="F5F0E6"/>
           </w:tcPr>
           <w:p>
             <w:pPr>
@@ -332,7 +326,6 @@
         <w:tc>
           <w:tcPr>
             <w:tcW w:type="dxa" w:w="2154"/>
-            <w:shd w:val="clear" w:color="auto" w:fill="F5F0E6"/>
           </w:tcPr>
           <w:p>
             <w:pPr>
@@ -451,7 +444,7 @@
         <w:rPr>
           <w:b/>
           <w:i w:val="0"/>
-          <w:color w:val="B4532A"/>
+          <w:color w:val="103428"/>
         </w:rPr>
         <w:t xml:space="preserve">Source verification: </w:t>
       </w:r>
@@ -481,7 +474,7 @@
   <w:p>
     <w:pPr>
       <w:pBdr>
-        <w:top w:val="single" w:sz="4" w:space="6" w:color="A9BFA9"/>
+        <w:top w:val="single" w:sz="4" w:space="6" w:color="E7DFCF"/>
       </w:pBdr>
       <w:tabs>
         <w:tab w:pos="9412" w:val="right"/>
@@ -503,7 +496,7 @@
         <w:color w:val="5F6662"/>
         <w:sz w:val="15"/>
       </w:rPr>
-      <w:t xml:space="preserve">  ·  </w:t>
+      <w:t xml:space="preserve">   </w:t>
     </w:r>
     <w:r>
       <w:rPr>
@@ -794,7 +787,7 @@
   <w:docDefaults>
     <w:rPrDefault>
       <w:rPr>
-        <w:rFonts w:asciiTheme="minorHAnsi" w:eastAsiaTheme="minorEastAsia" w:hAnsiTheme="minorHAnsi" w:cstheme="minorBidi"/>
+        <w:rFonts w:ascii="Public Sans" w:hAnsi="Public Sans" w:cs="Public Sans" w:eastAsia="Public Sans"/>
         <w:sz w:val="22"/>
         <w:szCs w:val="22"/>
         <w:lang w:val="en-US" w:eastAsia="en-US" w:bidi="ar-SA"/>
@@ -954,7 +947,7 @@
       <w:spacing w:before="0" w:after="120" w:line="317" w:lineRule="auto"/>
     </w:pPr>
     <w:rPr>
-      <w:rFonts w:ascii="Inter" w:hAnsi="Inter" w:cs="Inter" w:eastAsia="Inter"/>
+      <w:rFonts w:ascii="Public Sans" w:hAnsi="Public Sans" w:cs="Public Sans" w:eastAsia="Public Sans"/>
       <w:b w:val="0"/>
       <w:i w:val="0"/>
       <w:color w:val="1B201E"/>
@@ -1016,16 +1009,16 @@
     <w:pPr>
       <w:keepNext/>
       <w:keepLines/>
-      <w:spacing w:before="360" w:after="120" w:line="264" w:lineRule="auto"/>
+      <w:spacing w:before="440" w:after="160" w:line="259" w:lineRule="auto"/>
       <w:outlineLvl w:val="0"/>
     </w:pPr>
     <w:rPr>
-      <w:rFonts w:asciiTheme="majorHAnsi" w:eastAsiaTheme="majorEastAsia" w:hAnsiTheme="majorHAnsi" w:cstheme="majorBidi" w:ascii="Playfair Display" w:hAnsi="Playfair Display" w:cs="Playfair Display" w:eastAsia="Playfair Display"/>
+      <w:rFonts w:ascii="Newsreader Display" w:hAnsi="Newsreader Display" w:cs="Newsreader Display" w:eastAsia="Newsreader Display"/>
       <w:b w:val="0"/>
       <w:bCs/>
       <w:i w:val="0"/>
       <w:color w:val="103428"/>
-      <w:sz w:val="40"/>
+      <w:sz w:val="44"/>
       <w:szCs w:val="28"/>
     </w:rPr>
   </w:style>
@@ -1045,12 +1038,12 @@
       <w:outlineLvl w:val="1"/>
     </w:pPr>
     <w:rPr>
-      <w:rFonts w:asciiTheme="majorHAnsi" w:eastAsiaTheme="majorEastAsia" w:hAnsiTheme="majorHAnsi" w:cstheme="majorBidi" w:ascii="Inter" w:hAnsi="Inter" w:cs="Inter" w:eastAsia="Inter"/>
-      <w:b/>
+      <w:rFonts w:ascii="Newsreader Display" w:hAnsi="Newsreader Display" w:cs="Newsreader Display" w:eastAsia="Newsreader Display"/>
+      <w:b w:val="0"/>
       <w:bCs/>
       <w:i w:val="0"/>
       <w:color w:val="103428"/>
-      <w:sz w:val="25"/>
+      <w:sz w:val="28"/>
       <w:szCs w:val="26"/>
     </w:rPr>
   </w:style>
@@ -1070,12 +1063,12 @@
       <w:outlineLvl w:val="2"/>
     </w:pPr>
     <w:rPr>
-      <w:rFonts w:asciiTheme="majorHAnsi" w:eastAsiaTheme="majorEastAsia" w:hAnsiTheme="majorHAnsi" w:cstheme="majorBidi" w:ascii="Inter" w:hAnsi="Inter" w:cs="Inter" w:eastAsia="Inter"/>
+      <w:rFonts w:ascii="Public Sans" w:hAnsi="Public Sans" w:cs="Public Sans" w:eastAsia="Public Sans"/>
       <w:b/>
       <w:bCs/>
       <w:i w:val="0"/>
-      <w:color w:val="2C5040"/>
-      <w:sz w:val="20"/>
+      <w:color w:val="103428"/>
+      <w:sz w:val="19"/>
     </w:rPr>
   </w:style>
   <w:style w:type="paragraph" w:styleId="Heading4">
@@ -1095,7 +1088,7 @@
       <w:outlineLvl w:val="3"/>
     </w:pPr>
     <w:rPr>
-      <w:rFonts w:asciiTheme="majorHAnsi" w:eastAsiaTheme="majorEastAsia" w:hAnsiTheme="majorHAnsi" w:cstheme="majorBidi"/>
+      <w:rFonts w:ascii="Newsreader Display" w:hAnsi="Newsreader Display" w:cs="Newsreader Display"/>
       <w:b/>
       <w:bCs/>
       <w:i/>
@@ -1120,7 +1113,7 @@
       <w:outlineLvl w:val="4"/>
     </w:pPr>
     <w:rPr>
-      <w:rFonts w:asciiTheme="majorHAnsi" w:eastAsiaTheme="majorEastAsia" w:hAnsiTheme="majorHAnsi" w:cstheme="majorBidi"/>
+      <w:rFonts w:ascii="Newsreader Display" w:hAnsi="Newsreader Display" w:cs="Newsreader Display"/>
       <w:color w:val="243F60" w:themeColor="accent1" w:themeShade="7F"/>
     </w:rPr>
   </w:style>
@@ -1141,7 +1134,7 @@
       <w:outlineLvl w:val="5"/>
     </w:pPr>
     <w:rPr>
-      <w:rFonts w:asciiTheme="majorHAnsi" w:eastAsiaTheme="majorEastAsia" w:hAnsiTheme="majorHAnsi" w:cstheme="majorBidi"/>
+      <w:rFonts w:ascii="Newsreader Display" w:hAnsi="Newsreader Display" w:cs="Newsreader Display"/>
       <w:i/>
       <w:iCs/>
       <w:color w:val="243F60" w:themeColor="accent1" w:themeShade="7F"/>
@@ -1164,7 +1157,7 @@
       <w:outlineLvl w:val="6"/>
     </w:pPr>
     <w:rPr>
-      <w:rFonts w:asciiTheme="majorHAnsi" w:eastAsiaTheme="majorEastAsia" w:hAnsiTheme="majorHAnsi" w:cstheme="majorBidi"/>
+      <w:rFonts w:ascii="Newsreader Display" w:hAnsi="Newsreader Display" w:cs="Newsreader Display"/>
       <w:i/>
       <w:iCs/>
       <w:color w:val="404040" w:themeColor="text1" w:themeTint="BF"/>
@@ -1187,7 +1180,7 @@
       <w:outlineLvl w:val="7"/>
     </w:pPr>
     <w:rPr>
-      <w:rFonts w:asciiTheme="majorHAnsi" w:eastAsiaTheme="majorEastAsia" w:hAnsiTheme="majorHAnsi" w:cstheme="majorBidi"/>
+      <w:rFonts w:ascii="Newsreader Display" w:hAnsi="Newsreader Display" w:cs="Newsreader Display"/>
       <w:color w:val="4F81BD" w:themeColor="accent1"/>
       <w:sz w:val="20"/>
       <w:szCs w:val="20"/>
@@ -1210,7 +1203,7 @@
       <w:outlineLvl w:val="8"/>
     </w:pPr>
     <w:rPr>
-      <w:rFonts w:asciiTheme="majorHAnsi" w:eastAsiaTheme="majorEastAsia" w:hAnsiTheme="majorHAnsi" w:cstheme="majorBidi"/>
+      <w:rFonts w:ascii="Newsreader Display" w:hAnsi="Newsreader Display" w:cs="Newsreader Display"/>
       <w:i/>
       <w:iCs/>
       <w:color w:val="404040" w:themeColor="text1" w:themeTint="BF"/>
@@ -1261,7 +1254,7 @@
     <w:uiPriority w:val="9"/>
     <w:rsid w:val="00FC693F"/>
     <w:rPr>
-      <w:rFonts w:asciiTheme="majorHAnsi" w:eastAsiaTheme="majorEastAsia" w:hAnsiTheme="majorHAnsi" w:cstheme="majorBidi"/>
+      <w:rFonts w:ascii="Newsreader Display" w:hAnsi="Newsreader Display" w:cs="Newsreader Display"/>
       <w:b/>
       <w:bCs/>
       <w:color w:val="365F91" w:themeColor="accent1" w:themeShade="BF"/>
@@ -1276,7 +1269,7 @@
     <w:uiPriority w:val="9"/>
     <w:rsid w:val="00FC693F"/>
     <w:rPr>
-      <w:rFonts w:asciiTheme="majorHAnsi" w:eastAsiaTheme="majorEastAsia" w:hAnsiTheme="majorHAnsi" w:cstheme="majorBidi"/>
+      <w:rFonts w:ascii="Newsreader Display" w:hAnsi="Newsreader Display" w:cs="Newsreader Display"/>
       <w:b/>
       <w:bCs/>
       <w:color w:val="4F81BD" w:themeColor="accent1"/>
@@ -1291,7 +1284,7 @@
     <w:uiPriority w:val="9"/>
     <w:rsid w:val="00FC693F"/>
     <w:rPr>
-      <w:rFonts w:asciiTheme="majorHAnsi" w:eastAsiaTheme="majorEastAsia" w:hAnsiTheme="majorHAnsi" w:cstheme="majorBidi"/>
+      <w:rFonts w:ascii="Newsreader Display" w:hAnsi="Newsreader Display" w:cs="Newsreader Display"/>
       <w:b/>
       <w:bCs/>
       <w:color w:val="4F81BD" w:themeColor="accent1"/>
@@ -1306,17 +1299,17 @@
     <w:qFormat/>
     <w:rsid w:val="00FC693F"/>
     <w:pPr>
-      <w:spacing w:after="160" w:line="252" w:lineRule="auto" w:before="0"/>
+      <w:spacing w:after="200" w:line="245" w:lineRule="auto" w:before="0"/>
       <w:contextualSpacing/>
     </w:pPr>
     <w:rPr>
-      <w:rFonts w:asciiTheme="majorHAnsi" w:eastAsiaTheme="majorEastAsia" w:hAnsiTheme="majorHAnsi" w:cstheme="majorBidi" w:ascii="Playfair Display" w:hAnsi="Playfair Display" w:cs="Playfair Display" w:eastAsia="Playfair Display"/>
+      <w:rFonts w:ascii="Newsreader Display" w:hAnsi="Newsreader Display" w:cs="Newsreader Display" w:eastAsia="Newsreader Display"/>
       <w:b w:val="0"/>
       <w:i w:val="0"/>
       <w:color w:val="103428"/>
       <w:spacing w:val="5"/>
       <w:kern w:val="28"/>
-      <w:sz w:val="60"/>
+      <w:sz w:val="64"/>
       <w:szCs w:val="52"/>
     </w:rPr>
   </w:style>
@@ -1327,7 +1320,7 @@
     <w:uiPriority w:val="10"/>
     <w:rsid w:val="00FC693F"/>
     <w:rPr>
-      <w:rFonts w:asciiTheme="majorHAnsi" w:eastAsiaTheme="majorEastAsia" w:hAnsiTheme="majorHAnsi" w:cstheme="majorBidi"/>
+      <w:rFonts w:ascii="Newsreader Display" w:hAnsi="Newsreader Display" w:cs="Newsreader Display"/>
       <w:color w:val="17365D" w:themeColor="text2" w:themeShade="BF"/>
       <w:spacing w:val="5"/>
       <w:kern w:val="28"/>
@@ -1350,13 +1343,13 @@
       <w:spacing w:before="0" w:after="240" w:line="312" w:lineRule="auto"/>
     </w:pPr>
     <w:rPr>
-      <w:rFonts w:asciiTheme="majorHAnsi" w:eastAsiaTheme="majorEastAsia" w:hAnsiTheme="majorHAnsi" w:cstheme="majorBidi" w:ascii="Source Serif 4" w:hAnsi="Source Serif 4" w:cs="Source Serif 4" w:eastAsia="Source Serif 4"/>
+      <w:rFonts w:ascii="Newsreader Text" w:hAnsi="Newsreader Text" w:cs="Newsreader Text" w:eastAsia="Newsreader Text"/>
       <w:b w:val="0"/>
       <w:i w:val="0"/>
       <w:iCs/>
-      <w:color w:val="2C5040"/>
+      <w:color w:val="5F6662"/>
       <w:spacing w:val="15"/>
-      <w:sz w:val="28"/>
+      <w:sz w:val="26"/>
       <w:szCs w:val="24"/>
     </w:rPr>
   </w:style>
@@ -1367,7 +1360,7 @@
     <w:uiPriority w:val="11"/>
     <w:rsid w:val="00FC693F"/>
     <w:rPr>
-      <w:rFonts w:asciiTheme="majorHAnsi" w:eastAsiaTheme="majorEastAsia" w:hAnsiTheme="majorHAnsi" w:cstheme="majorBidi"/>
+      <w:rFonts w:ascii="Newsreader Display" w:hAnsi="Newsreader Display" w:cs="Newsreader Display"/>
       <w:i/>
       <w:iCs/>
       <w:color w:val="4F81BD" w:themeColor="accent1"/>
@@ -1496,7 +1489,7 @@
       <w:contextualSpacing/>
     </w:pPr>
     <w:rPr>
-      <w:rFonts w:ascii="Inter" w:hAnsi="Inter" w:cs="Inter" w:eastAsia="Inter"/>
+      <w:rFonts w:ascii="Public Sans" w:hAnsi="Public Sans" w:cs="Public Sans" w:eastAsia="Public Sans"/>
       <w:b w:val="0"/>
       <w:i w:val="0"/>
       <w:color w:val="1B201E"/>
@@ -1543,7 +1536,7 @@
       <w:contextualSpacing/>
     </w:pPr>
     <w:rPr>
-      <w:rFonts w:ascii="Inter" w:hAnsi="Inter" w:cs="Inter" w:eastAsia="Inter"/>
+      <w:rFonts w:ascii="Public Sans" w:hAnsi="Public Sans" w:cs="Public Sans" w:eastAsia="Public Sans"/>
       <w:b w:val="0"/>
       <w:i w:val="0"/>
       <w:color w:val="1B201E"/>
@@ -1659,12 +1652,12 @@
       <w:spacing w:before="240" w:after="240" w:line="324" w:lineRule="auto"/>
     </w:pPr>
     <w:rPr>
-      <w:rFonts w:ascii="Source Serif 4" w:hAnsi="Source Serif 4" w:cs="Source Serif 4" w:eastAsia="Source Serif 4"/>
+      <w:rFonts w:ascii="Newsreader Display" w:hAnsi="Newsreader Display" w:cs="Newsreader Display" w:eastAsia="Newsreader Display"/>
       <w:b w:val="0"/>
       <w:i/>
       <w:iCs/>
       <w:color w:val="103428"/>
-      <w:sz w:val="28"/>
+      <w:sz w:val="32"/>
     </w:rPr>
   </w:style>
   <w:style w:type="character" w:customStyle="1" w:styleId="QuoteChar">
@@ -1687,7 +1680,7 @@
     <w:semiHidden/>
     <w:rsid w:val="00FC693F"/>
     <w:rPr>
-      <w:rFonts w:asciiTheme="majorHAnsi" w:eastAsiaTheme="majorEastAsia" w:hAnsiTheme="majorHAnsi" w:cstheme="majorBidi"/>
+      <w:rFonts w:ascii="Newsreader Display" w:hAnsi="Newsreader Display" w:cs="Newsreader Display"/>
       <w:b/>
       <w:bCs/>
       <w:i/>
@@ -1703,7 +1696,7 @@
     <w:semiHidden/>
     <w:rsid w:val="00FC693F"/>
     <w:rPr>
-      <w:rFonts w:asciiTheme="majorHAnsi" w:eastAsiaTheme="majorEastAsia" w:hAnsiTheme="majorHAnsi" w:cstheme="majorBidi"/>
+      <w:rFonts w:ascii="Newsreader Display" w:hAnsi="Newsreader Display" w:cs="Newsreader Display"/>
       <w:color w:val="243F60" w:themeColor="accent1" w:themeShade="7F"/>
     </w:rPr>
   </w:style>
@@ -1715,7 +1708,7 @@
     <w:semiHidden/>
     <w:rsid w:val="00FC693F"/>
     <w:rPr>
-      <w:rFonts w:asciiTheme="majorHAnsi" w:eastAsiaTheme="majorEastAsia" w:hAnsiTheme="majorHAnsi" w:cstheme="majorBidi"/>
+      <w:rFonts w:ascii="Newsreader Display" w:hAnsi="Newsreader Display" w:cs="Newsreader Display"/>
       <w:i/>
       <w:iCs/>
       <w:color w:val="243F60" w:themeColor="accent1" w:themeShade="7F"/>
@@ -1729,7 +1722,7 @@
     <w:semiHidden/>
     <w:rsid w:val="00FC693F"/>
     <w:rPr>
-      <w:rFonts w:asciiTheme="majorHAnsi" w:eastAsiaTheme="majorEastAsia" w:hAnsiTheme="majorHAnsi" w:cstheme="majorBidi"/>
+      <w:rFonts w:ascii="Newsreader Display" w:hAnsi="Newsreader Display" w:cs="Newsreader Display"/>
       <w:i/>
       <w:iCs/>
       <w:color w:val="404040" w:themeColor="text1" w:themeTint="BF"/>
@@ -1743,7 +1736,7 @@
     <w:semiHidden/>
     <w:rsid w:val="00FC693F"/>
     <w:rPr>
-      <w:rFonts w:asciiTheme="majorHAnsi" w:eastAsiaTheme="majorEastAsia" w:hAnsiTheme="majorHAnsi" w:cstheme="majorBidi"/>
+      <w:rFonts w:ascii="Newsreader Display" w:hAnsi="Newsreader Display" w:cs="Newsreader Display"/>
       <w:color w:val="4F81BD" w:themeColor="accent1"/>
       <w:sz w:val="20"/>
       <w:szCs w:val="20"/>
@@ -1757,7 +1750,7 @@
     <w:semiHidden/>
     <w:rsid w:val="00FC693F"/>
     <w:rPr>
-      <w:rFonts w:asciiTheme="majorHAnsi" w:eastAsiaTheme="majorEastAsia" w:hAnsiTheme="majorHAnsi" w:cstheme="majorBidi"/>
+      <w:rFonts w:ascii="Newsreader Display" w:hAnsi="Newsreader Display" w:cs="Newsreader Display"/>
       <w:i/>
       <w:iCs/>
       <w:color w:val="404040" w:themeColor="text1" w:themeTint="BF"/>
@@ -1778,7 +1771,7 @@
       <w:spacing w:line="300" w:lineRule="auto" w:before="60" w:after="200"/>
     </w:pPr>
     <w:rPr>
-      <w:rFonts w:ascii="Inter" w:hAnsi="Inter" w:cs="Inter" w:eastAsia="Inter"/>
+      <w:rFonts w:ascii="Public Sans" w:hAnsi="Public Sans" w:cs="Public Sans" w:eastAsia="Public Sans"/>
       <w:b w:val="0"/>
       <w:bCs/>
       <w:i w:val="0"/>
@@ -3348,7 +3341,7 @@
         <w:spacing w:before="0" w:after="0" w:line="240" w:lineRule="auto"/>
       </w:pPr>
       <w:rPr>
-        <w:rFonts w:asciiTheme="majorHAnsi" w:eastAsiaTheme="majorEastAsia" w:hAnsiTheme="majorHAnsi" w:cstheme="majorBidi"/>
+        <w:rFonts w:ascii="Newsreader Display" w:hAnsi="Newsreader Display" w:cs="Newsreader Display"/>
         <w:b/>
         <w:bCs/>
       </w:rPr>
@@ -3369,7 +3362,7 @@
         <w:spacing w:before="0" w:after="0" w:line="240" w:lineRule="auto"/>
       </w:pPr>
       <w:rPr>
-        <w:rFonts w:asciiTheme="majorHAnsi" w:eastAsiaTheme="majorEastAsia" w:hAnsiTheme="majorHAnsi" w:cstheme="majorBidi"/>
+        <w:rFonts w:ascii="Newsreader Display" w:hAnsi="Newsreader Display" w:cs="Newsreader Display"/>
         <w:b/>
         <w:bCs/>
       </w:rPr>
@@ -3387,14 +3380,14 @@
     </w:tblStylePr>
     <w:tblStylePr w:type="firstCol">
       <w:rPr>
-        <w:rFonts w:asciiTheme="majorHAnsi" w:eastAsiaTheme="majorEastAsia" w:hAnsiTheme="majorHAnsi" w:cstheme="majorBidi"/>
+        <w:rFonts w:ascii="Newsreader Display" w:hAnsi="Newsreader Display" w:cs="Newsreader Display"/>
         <w:b/>
         <w:bCs/>
       </w:rPr>
     </w:tblStylePr>
     <w:tblStylePr w:type="lastCol">
       <w:rPr>
-        <w:rFonts w:asciiTheme="majorHAnsi" w:eastAsiaTheme="majorEastAsia" w:hAnsiTheme="majorHAnsi" w:cstheme="majorBidi"/>
+        <w:rFonts w:ascii="Newsreader Display" w:hAnsi="Newsreader Display" w:cs="Newsreader Display"/>
         <w:b/>
         <w:bCs/>
       </w:rPr>
@@ -3478,7 +3471,7 @@
         <w:spacing w:before="0" w:after="0" w:line="240" w:lineRule="auto"/>
       </w:pPr>
       <w:rPr>
-        <w:rFonts w:asciiTheme="majorHAnsi" w:eastAsiaTheme="majorEastAsia" w:hAnsiTheme="majorHAnsi" w:cstheme="majorBidi"/>
+        <w:rFonts w:ascii="Newsreader Display" w:hAnsi="Newsreader Display" w:cs="Newsreader Display"/>
         <w:b/>
         <w:bCs/>
       </w:rPr>
@@ -3499,7 +3492,7 @@
         <w:spacing w:before="0" w:after="0" w:line="240" w:lineRule="auto"/>
       </w:pPr>
       <w:rPr>
-        <w:rFonts w:asciiTheme="majorHAnsi" w:eastAsiaTheme="majorEastAsia" w:hAnsiTheme="majorHAnsi" w:cstheme="majorBidi"/>
+        <w:rFonts w:ascii="Newsreader Display" w:hAnsi="Newsreader Display" w:cs="Newsreader Display"/>
         <w:b/>
         <w:bCs/>
       </w:rPr>
@@ -3517,14 +3510,14 @@
     </w:tblStylePr>
     <w:tblStylePr w:type="firstCol">
       <w:rPr>
-        <w:rFonts w:asciiTheme="majorHAnsi" w:eastAsiaTheme="majorEastAsia" w:hAnsiTheme="majorHAnsi" w:cstheme="majorBidi"/>
+        <w:rFonts w:ascii="Newsreader Display" w:hAnsi="Newsreader Display" w:cs="Newsreader Display"/>
         <w:b/>
         <w:bCs/>
       </w:rPr>
     </w:tblStylePr>
     <w:tblStylePr w:type="lastCol">
       <w:rPr>
-        <w:rFonts w:asciiTheme="majorHAnsi" w:eastAsiaTheme="majorEastAsia" w:hAnsiTheme="majorHAnsi" w:cstheme="majorBidi"/>
+        <w:rFonts w:ascii="Newsreader Display" w:hAnsi="Newsreader Display" w:cs="Newsreader Display"/>
         <w:b/>
         <w:bCs/>
       </w:rPr>
@@ -3608,7 +3601,7 @@
         <w:spacing w:before="0" w:after="0" w:line="240" w:lineRule="auto"/>
       </w:pPr>
       <w:rPr>
-        <w:rFonts w:asciiTheme="majorHAnsi" w:eastAsiaTheme="majorEastAsia" w:hAnsiTheme="majorHAnsi" w:cstheme="majorBidi"/>
+        <w:rFonts w:ascii="Newsreader Display" w:hAnsi="Newsreader Display" w:cs="Newsreader Display"/>
         <w:b/>
         <w:bCs/>
       </w:rPr>
@@ -3629,7 +3622,7 @@
         <w:spacing w:before="0" w:after="0" w:line="240" w:lineRule="auto"/>
       </w:pPr>
       <w:rPr>
-        <w:rFonts w:asciiTheme="majorHAnsi" w:eastAsiaTheme="majorEastAsia" w:hAnsiTheme="majorHAnsi" w:cstheme="majorBidi"/>
+        <w:rFonts w:ascii="Newsreader Display" w:hAnsi="Newsreader Display" w:cs="Newsreader Display"/>
         <w:b/>
         <w:bCs/>
       </w:rPr>
@@ -3647,14 +3640,14 @@
     </w:tblStylePr>
     <w:tblStylePr w:type="firstCol">
       <w:rPr>
-        <w:rFonts w:asciiTheme="majorHAnsi" w:eastAsiaTheme="majorEastAsia" w:hAnsiTheme="majorHAnsi" w:cstheme="majorBidi"/>
+        <w:rFonts w:ascii="Newsreader Display" w:hAnsi="Newsreader Display" w:cs="Newsreader Display"/>
         <w:b/>
         <w:bCs/>
       </w:rPr>
     </w:tblStylePr>
     <w:tblStylePr w:type="lastCol">
       <w:rPr>
-        <w:rFonts w:asciiTheme="majorHAnsi" w:eastAsiaTheme="majorEastAsia" w:hAnsiTheme="majorHAnsi" w:cstheme="majorBidi"/>
+        <w:rFonts w:ascii="Newsreader Display" w:hAnsi="Newsreader Display" w:cs="Newsreader Display"/>
         <w:b/>
         <w:bCs/>
       </w:rPr>
@@ -3738,7 +3731,7 @@
         <w:spacing w:before="0" w:after="0" w:line="240" w:lineRule="auto"/>
       </w:pPr>
       <w:rPr>
-        <w:rFonts w:asciiTheme="majorHAnsi" w:eastAsiaTheme="majorEastAsia" w:hAnsiTheme="majorHAnsi" w:cstheme="majorBidi"/>
+        <w:rFonts w:ascii="Newsreader Display" w:hAnsi="Newsreader Display" w:cs="Newsreader Display"/>
         <w:b/>
         <w:bCs/>
       </w:rPr>
@@ -3759,7 +3752,7 @@
         <w:spacing w:before="0" w:after="0" w:line="240" w:lineRule="auto"/>
       </w:pPr>
       <w:rPr>
-        <w:rFonts w:asciiTheme="majorHAnsi" w:eastAsiaTheme="majorEastAsia" w:hAnsiTheme="majorHAnsi" w:cstheme="majorBidi"/>
+        <w:rFonts w:ascii="Newsreader Display" w:hAnsi="Newsreader Display" w:cs="Newsreader Display"/>
         <w:b/>
         <w:bCs/>
       </w:rPr>
@@ -3777,14 +3770,14 @@
     </w:tblStylePr>
     <w:tblStylePr w:type="firstCol">
       <w:rPr>
-        <w:rFonts w:asciiTheme="majorHAnsi" w:eastAsiaTheme="majorEastAsia" w:hAnsiTheme="majorHAnsi" w:cstheme="majorBidi"/>
+        <w:rFonts w:ascii="Newsreader Display" w:hAnsi="Newsreader Display" w:cs="Newsreader Display"/>
         <w:b/>
         <w:bCs/>
       </w:rPr>
     </w:tblStylePr>
     <w:tblStylePr w:type="lastCol">
       <w:rPr>
-        <w:rFonts w:asciiTheme="majorHAnsi" w:eastAsiaTheme="majorEastAsia" w:hAnsiTheme="majorHAnsi" w:cstheme="majorBidi"/>
+        <w:rFonts w:ascii="Newsreader Display" w:hAnsi="Newsreader Display" w:cs="Newsreader Display"/>
         <w:b/>
         <w:bCs/>
       </w:rPr>
@@ -3868,7 +3861,7 @@
         <w:spacing w:before="0" w:after="0" w:line="240" w:lineRule="auto"/>
       </w:pPr>
       <w:rPr>
-        <w:rFonts w:asciiTheme="majorHAnsi" w:eastAsiaTheme="majorEastAsia" w:hAnsiTheme="majorHAnsi" w:cstheme="majorBidi"/>
+        <w:rFonts w:ascii="Newsreader Display" w:hAnsi="Newsreader Display" w:cs="Newsreader Display"/>
         <w:b/>
         <w:bCs/>
       </w:rPr>
@@ -3889,7 +3882,7 @@
         <w:spacing w:before="0" w:after="0" w:line="240" w:lineRule="auto"/>
       </w:pPr>
       <w:rPr>
-        <w:rFonts w:asciiTheme="majorHAnsi" w:eastAsiaTheme="majorEastAsia" w:hAnsiTheme="majorHAnsi" w:cstheme="majorBidi"/>
+        <w:rFonts w:ascii="Newsreader Display" w:hAnsi="Newsreader Display" w:cs="Newsreader Display"/>
         <w:b/>
         <w:bCs/>
       </w:rPr>
@@ -3907,14 +3900,14 @@
     </w:tblStylePr>
     <w:tblStylePr w:type="firstCol">
       <w:rPr>
-        <w:rFonts w:asciiTheme="majorHAnsi" w:eastAsiaTheme="majorEastAsia" w:hAnsiTheme="majorHAnsi" w:cstheme="majorBidi"/>
+        <w:rFonts w:ascii="Newsreader Display" w:hAnsi="Newsreader Display" w:cs="Newsreader Display"/>
         <w:b/>
         <w:bCs/>
       </w:rPr>
     </w:tblStylePr>
     <w:tblStylePr w:type="lastCol">
       <w:rPr>
-        <w:rFonts w:asciiTheme="majorHAnsi" w:eastAsiaTheme="majorEastAsia" w:hAnsiTheme="majorHAnsi" w:cstheme="majorBidi"/>
+        <w:rFonts w:ascii="Newsreader Display" w:hAnsi="Newsreader Display" w:cs="Newsreader Display"/>
         <w:b/>
         <w:bCs/>
       </w:rPr>
@@ -3998,7 +3991,7 @@
         <w:spacing w:before="0" w:after="0" w:line="240" w:lineRule="auto"/>
       </w:pPr>
       <w:rPr>
-        <w:rFonts w:asciiTheme="majorHAnsi" w:eastAsiaTheme="majorEastAsia" w:hAnsiTheme="majorHAnsi" w:cstheme="majorBidi"/>
+        <w:rFonts w:ascii="Newsreader Display" w:hAnsi="Newsreader Display" w:cs="Newsreader Display"/>
         <w:b/>
         <w:bCs/>
       </w:rPr>
@@ -4019,7 +4012,7 @@
         <w:spacing w:before="0" w:after="0" w:line="240" w:lineRule="auto"/>
       </w:pPr>
       <w:rPr>
-        <w:rFonts w:asciiTheme="majorHAnsi" w:eastAsiaTheme="majorEastAsia" w:hAnsiTheme="majorHAnsi" w:cstheme="majorBidi"/>
+        <w:rFonts w:ascii="Newsreader Display" w:hAnsi="Newsreader Display" w:cs="Newsreader Display"/>
         <w:b/>
         <w:bCs/>
       </w:rPr>
@@ -4037,14 +4030,14 @@
     </w:tblStylePr>
     <w:tblStylePr w:type="firstCol">
       <w:rPr>
-        <w:rFonts w:asciiTheme="majorHAnsi" w:eastAsiaTheme="majorEastAsia" w:hAnsiTheme="majorHAnsi" w:cstheme="majorBidi"/>
+        <w:rFonts w:ascii="Newsreader Display" w:hAnsi="Newsreader Display" w:cs="Newsreader Display"/>
         <w:b/>
         <w:bCs/>
       </w:rPr>
     </w:tblStylePr>
     <w:tblStylePr w:type="lastCol">
       <w:rPr>
-        <w:rFonts w:asciiTheme="majorHAnsi" w:eastAsiaTheme="majorEastAsia" w:hAnsiTheme="majorHAnsi" w:cstheme="majorBidi"/>
+        <w:rFonts w:ascii="Newsreader Display" w:hAnsi="Newsreader Display" w:cs="Newsreader Display"/>
         <w:b/>
         <w:bCs/>
       </w:rPr>
@@ -4128,7 +4121,7 @@
         <w:spacing w:before="0" w:after="0" w:line="240" w:lineRule="auto"/>
       </w:pPr>
       <w:rPr>
-        <w:rFonts w:asciiTheme="majorHAnsi" w:eastAsiaTheme="majorEastAsia" w:hAnsiTheme="majorHAnsi" w:cstheme="majorBidi"/>
+        <w:rFonts w:ascii="Newsreader Display" w:hAnsi="Newsreader Display" w:cs="Newsreader Display"/>
         <w:b/>
         <w:bCs/>
       </w:rPr>
@@ -4149,7 +4142,7 @@
         <w:spacing w:before="0" w:after="0" w:line="240" w:lineRule="auto"/>
       </w:pPr>
       <w:rPr>
-        <w:rFonts w:asciiTheme="majorHAnsi" w:eastAsiaTheme="majorEastAsia" w:hAnsiTheme="majorHAnsi" w:cstheme="majorBidi"/>
+        <w:rFonts w:ascii="Newsreader Display" w:hAnsi="Newsreader Display" w:cs="Newsreader Display"/>
         <w:b/>
         <w:bCs/>
       </w:rPr>
@@ -4167,14 +4160,14 @@
     </w:tblStylePr>
     <w:tblStylePr w:type="firstCol">
       <w:rPr>
-        <w:rFonts w:asciiTheme="majorHAnsi" w:eastAsiaTheme="majorEastAsia" w:hAnsiTheme="majorHAnsi" w:cstheme="majorBidi"/>
+        <w:rFonts w:ascii="Newsreader Display" w:hAnsi="Newsreader Display" w:cs="Newsreader Display"/>
         <w:b/>
         <w:bCs/>
       </w:rPr>
     </w:tblStylePr>
     <w:tblStylePr w:type="lastCol">
       <w:rPr>
-        <w:rFonts w:asciiTheme="majorHAnsi" w:eastAsiaTheme="majorEastAsia" w:hAnsiTheme="majorHAnsi" w:cstheme="majorBidi"/>
+        <w:rFonts w:ascii="Newsreader Display" w:hAnsi="Newsreader Display" w:cs="Newsreader Display"/>
         <w:b/>
         <w:bCs/>
       </w:rPr>
@@ -6039,7 +6032,7 @@
     </w:tblPr>
     <w:tblStylePr w:type="firstRow">
       <w:rPr>
-        <w:rFonts w:asciiTheme="majorHAnsi" w:eastAsiaTheme="majorEastAsia" w:hAnsiTheme="majorHAnsi" w:cstheme="majorBidi"/>
+        <w:rFonts w:ascii="Newsreader Display" w:hAnsi="Newsreader Display" w:cs="Newsreader Display"/>
       </w:rPr>
       <w:tblPr/>
       <w:tcPr>
@@ -6123,7 +6116,7 @@
     </w:tblPr>
     <w:tblStylePr w:type="firstRow">
       <w:rPr>
-        <w:rFonts w:asciiTheme="majorHAnsi" w:eastAsiaTheme="majorEastAsia" w:hAnsiTheme="majorHAnsi" w:cstheme="majorBidi"/>
+        <w:rFonts w:ascii="Newsreader Display" w:hAnsi="Newsreader Display" w:cs="Newsreader Display"/>
       </w:rPr>
       <w:tblPr/>
       <w:tcPr>
@@ -6207,7 +6200,7 @@
     </w:tblPr>
     <w:tblStylePr w:type="firstRow">
       <w:rPr>
-        <w:rFonts w:asciiTheme="majorHAnsi" w:eastAsiaTheme="majorEastAsia" w:hAnsiTheme="majorHAnsi" w:cstheme="majorBidi"/>
+        <w:rFonts w:ascii="Newsreader Display" w:hAnsi="Newsreader Display" w:cs="Newsreader Display"/>
       </w:rPr>
       <w:tblPr/>
       <w:tcPr>
@@ -6291,7 +6284,7 @@
     </w:tblPr>
     <w:tblStylePr w:type="firstRow">
       <w:rPr>
-        <w:rFonts w:asciiTheme="majorHAnsi" w:eastAsiaTheme="majorEastAsia" w:hAnsiTheme="majorHAnsi" w:cstheme="majorBidi"/>
+        <w:rFonts w:ascii="Newsreader Display" w:hAnsi="Newsreader Display" w:cs="Newsreader Display"/>
       </w:rPr>
       <w:tblPr/>
       <w:tcPr>
@@ -6375,7 +6368,7 @@
     </w:tblPr>
     <w:tblStylePr w:type="firstRow">
       <w:rPr>
-        <w:rFonts w:asciiTheme="majorHAnsi" w:eastAsiaTheme="majorEastAsia" w:hAnsiTheme="majorHAnsi" w:cstheme="majorBidi"/>
+        <w:rFonts w:ascii="Newsreader Display" w:hAnsi="Newsreader Display" w:cs="Newsreader Display"/>
       </w:rPr>
       <w:tblPr/>
       <w:tcPr>
@@ -6459,7 +6452,7 @@
     </w:tblPr>
     <w:tblStylePr w:type="firstRow">
       <w:rPr>
-        <w:rFonts w:asciiTheme="majorHAnsi" w:eastAsiaTheme="majorEastAsia" w:hAnsiTheme="majorHAnsi" w:cstheme="majorBidi"/>
+        <w:rFonts w:ascii="Newsreader Display" w:hAnsi="Newsreader Display" w:cs="Newsreader Display"/>
       </w:rPr>
       <w:tblPr/>
       <w:tcPr>
@@ -6543,7 +6536,7 @@
     </w:tblPr>
     <w:tblStylePr w:type="firstRow">
       <w:rPr>
-        <w:rFonts w:asciiTheme="majorHAnsi" w:eastAsiaTheme="majorEastAsia" w:hAnsiTheme="majorHAnsi" w:cstheme="majorBidi"/>
+        <w:rFonts w:ascii="Newsreader Display" w:hAnsi="Newsreader Display" w:cs="Newsreader Display"/>
       </w:rPr>
       <w:tblPr/>
       <w:tcPr>
@@ -6608,7 +6601,7 @@
       <w:spacing w:after="0" w:line="240" w:lineRule="auto"/>
     </w:pPr>
     <w:rPr>
-      <w:rFonts w:asciiTheme="majorHAnsi" w:eastAsiaTheme="majorEastAsia" w:hAnsiTheme="majorHAnsi" w:cstheme="majorBidi"/>
+      <w:rFonts w:ascii="Newsreader Display" w:hAnsi="Newsreader Display" w:cs="Newsreader Display"/>
       <w:color w:val="000000" w:themeColor="text1"/>
     </w:rPr>
     <w:tblPr>
@@ -6736,7 +6729,7 @@
       <w:spacing w:after="0" w:line="240" w:lineRule="auto"/>
     </w:pPr>
     <w:rPr>
-      <w:rFonts w:asciiTheme="majorHAnsi" w:eastAsiaTheme="majorEastAsia" w:hAnsiTheme="majorHAnsi" w:cstheme="majorBidi"/>
+      <w:rFonts w:ascii="Newsreader Display" w:hAnsi="Newsreader Display" w:cs="Newsreader Display"/>
       <w:color w:val="000000" w:themeColor="text1"/>
     </w:rPr>
     <w:tblPr>
@@ -6864,7 +6857,7 @@
       <w:spacing w:after="0" w:line="240" w:lineRule="auto"/>
     </w:pPr>
     <w:rPr>
-      <w:rFonts w:asciiTheme="majorHAnsi" w:eastAsiaTheme="majorEastAsia" w:hAnsiTheme="majorHAnsi" w:cstheme="majorBidi"/>
+      <w:rFonts w:ascii="Newsreader Display" w:hAnsi="Newsreader Display" w:cs="Newsreader Display"/>
       <w:color w:val="000000" w:themeColor="text1"/>
     </w:rPr>
     <w:tblPr>
@@ -6992,7 +6985,7 @@
       <w:spacing w:after="0" w:line="240" w:lineRule="auto"/>
     </w:pPr>
     <w:rPr>
-      <w:rFonts w:asciiTheme="majorHAnsi" w:eastAsiaTheme="majorEastAsia" w:hAnsiTheme="majorHAnsi" w:cstheme="majorBidi"/>
+      <w:rFonts w:ascii="Newsreader Display" w:hAnsi="Newsreader Display" w:cs="Newsreader Display"/>
       <w:color w:val="000000" w:themeColor="text1"/>
     </w:rPr>
     <w:tblPr>
@@ -7120,7 +7113,7 @@
       <w:spacing w:after="0" w:line="240" w:lineRule="auto"/>
     </w:pPr>
     <w:rPr>
-      <w:rFonts w:asciiTheme="majorHAnsi" w:eastAsiaTheme="majorEastAsia" w:hAnsiTheme="majorHAnsi" w:cstheme="majorBidi"/>
+      <w:rFonts w:ascii="Newsreader Display" w:hAnsi="Newsreader Display" w:cs="Newsreader Display"/>
       <w:color w:val="000000" w:themeColor="text1"/>
     </w:rPr>
     <w:tblPr>
@@ -7248,7 +7241,7 @@
       <w:spacing w:after="0" w:line="240" w:lineRule="auto"/>
     </w:pPr>
     <w:rPr>
-      <w:rFonts w:asciiTheme="majorHAnsi" w:eastAsiaTheme="majorEastAsia" w:hAnsiTheme="majorHAnsi" w:cstheme="majorBidi"/>
+      <w:rFonts w:ascii="Newsreader Display" w:hAnsi="Newsreader Display" w:cs="Newsreader Display"/>
       <w:color w:val="000000" w:themeColor="text1"/>
     </w:rPr>
     <w:tblPr>
@@ -7376,7 +7369,7 @@
       <w:spacing w:after="0" w:line="240" w:lineRule="auto"/>
     </w:pPr>
     <w:rPr>
-      <w:rFonts w:asciiTheme="majorHAnsi" w:eastAsiaTheme="majorEastAsia" w:hAnsiTheme="majorHAnsi" w:cstheme="majorBidi"/>
+      <w:rFonts w:ascii="Newsreader Display" w:hAnsi="Newsreader Display" w:cs="Newsreader Display"/>
       <w:color w:val="000000" w:themeColor="text1"/>
     </w:rPr>
     <w:tblPr>
@@ -8015,7 +8008,7 @@
       <w:spacing w:after="0" w:line="240" w:lineRule="auto"/>
     </w:pPr>
     <w:rPr>
-      <w:rFonts w:asciiTheme="majorHAnsi" w:eastAsiaTheme="majorEastAsia" w:hAnsiTheme="majorHAnsi" w:cstheme="majorBidi"/>
+      <w:rFonts w:ascii="Newsreader Display" w:hAnsi="Newsreader Display" w:cs="Newsreader Display"/>
       <w:color w:val="000000" w:themeColor="text1"/>
     </w:rPr>
     <w:tblPr>
@@ -8140,7 +8133,7 @@
       <w:spacing w:after="0" w:line="240" w:lineRule="auto"/>
     </w:pPr>
     <w:rPr>
-      <w:rFonts w:asciiTheme="majorHAnsi" w:eastAsiaTheme="majorEastAsia" w:hAnsiTheme="majorHAnsi" w:cstheme="majorBidi"/>
+      <w:rFonts w:ascii="Newsreader Display" w:hAnsi="Newsreader Display" w:cs="Newsreader Display"/>
       <w:color w:val="000000" w:themeColor="text1"/>
     </w:rPr>
     <w:tblPr>
@@ -8265,7 +8258,7 @@
       <w:spacing w:after="0" w:line="240" w:lineRule="auto"/>
     </w:pPr>
     <w:rPr>
-      <w:rFonts w:asciiTheme="majorHAnsi" w:eastAsiaTheme="majorEastAsia" w:hAnsiTheme="majorHAnsi" w:cstheme="majorBidi"/>
+      <w:rFonts w:ascii="Newsreader Display" w:hAnsi="Newsreader Display" w:cs="Newsreader Display"/>
       <w:color w:val="000000" w:themeColor="text1"/>
     </w:rPr>
     <w:tblPr>
@@ -8390,7 +8383,7 @@
       <w:spacing w:after="0" w:line="240" w:lineRule="auto"/>
     </w:pPr>
     <w:rPr>
-      <w:rFonts w:asciiTheme="majorHAnsi" w:eastAsiaTheme="majorEastAsia" w:hAnsiTheme="majorHAnsi" w:cstheme="majorBidi"/>
+      <w:rFonts w:ascii="Newsreader Display" w:hAnsi="Newsreader Display" w:cs="Newsreader Display"/>
       <w:color w:val="000000" w:themeColor="text1"/>
     </w:rPr>
     <w:tblPr>
@@ -8515,7 +8508,7 @@
       <w:spacing w:after="0" w:line="240" w:lineRule="auto"/>
     </w:pPr>
     <w:rPr>
-      <w:rFonts w:asciiTheme="majorHAnsi" w:eastAsiaTheme="majorEastAsia" w:hAnsiTheme="majorHAnsi" w:cstheme="majorBidi"/>
+      <w:rFonts w:ascii="Newsreader Display" w:hAnsi="Newsreader Display" w:cs="Newsreader Display"/>
       <w:color w:val="000000" w:themeColor="text1"/>
     </w:rPr>
     <w:tblPr>
@@ -8640,7 +8633,7 @@
       <w:spacing w:after="0" w:line="240" w:lineRule="auto"/>
     </w:pPr>
     <w:rPr>
-      <w:rFonts w:asciiTheme="majorHAnsi" w:eastAsiaTheme="majorEastAsia" w:hAnsiTheme="majorHAnsi" w:cstheme="majorBidi"/>
+      <w:rFonts w:ascii="Newsreader Display" w:hAnsi="Newsreader Display" w:cs="Newsreader Display"/>
       <w:color w:val="000000" w:themeColor="text1"/>
     </w:rPr>
     <w:tblPr>
@@ -8765,7 +8758,7 @@
       <w:spacing w:after="0" w:line="240" w:lineRule="auto"/>
     </w:pPr>
     <w:rPr>
-      <w:rFonts w:asciiTheme="majorHAnsi" w:eastAsiaTheme="majorEastAsia" w:hAnsiTheme="majorHAnsi" w:cstheme="majorBidi"/>
+      <w:rFonts w:ascii="Newsreader Display" w:hAnsi="Newsreader Display" w:cs="Newsreader Display"/>
       <w:color w:val="000000" w:themeColor="text1"/>
     </w:rPr>
     <w:tblPr>
@@ -12680,27 +12673,27 @@
       <w:spacing w:before="0" w:after="80" w:line="288" w:lineRule="auto"/>
     </w:pPr>
     <w:rPr>
-      <w:rFonts w:ascii="Inter" w:hAnsi="Inter" w:cs="Inter" w:eastAsia="Inter"/>
+      <w:rFonts w:ascii="Public Sans" w:hAnsi="Public Sans" w:cs="Public Sans" w:eastAsia="Public Sans"/>
       <w:b/>
       <w:i w:val="0"/>
       <w:caps/>
-      <w:color w:val="9A6510"/>
-      <w:sz w:val="16"/>
-      <w:spacing w:val="32"/>
+      <w:color w:val="8A5A0C"/>
+      <w:sz w:val="15"/>
+      <w:spacing w:val="12"/>
     </w:rPr>
   </w:style>
   <w:style w:type="paragraph" w:customStyle="1" w:styleId="Lead">
     <w:name w:val="Lead"/>
     <w:basedOn w:val="Normal"/>
     <w:pPr>
-      <w:spacing w:before="0" w:after="200" w:line="336" w:lineRule="auto"/>
+      <w:spacing w:before="0" w:after="240" w:line="331" w:lineRule="auto"/>
     </w:pPr>
     <w:rPr>
-      <w:rFonts w:ascii="Source Serif 4" w:hAnsi="Source Serif 4" w:cs="Source Serif 4" w:eastAsia="Source Serif 4"/>
+      <w:rFonts w:ascii="Newsreader Text" w:hAnsi="Newsreader Text" w:cs="Newsreader Text" w:eastAsia="Newsreader Text"/>
       <w:b w:val="0"/>
       <w:i w:val="0"/>
       <w:color w:val="103428"/>
-      <w:sz w:val="25"/>
+      <w:sz w:val="26"/>
     </w:rPr>
   </w:style>
   <w:style w:type="paragraph" w:customStyle="1" w:styleId="Small">
@@ -12710,7 +12703,7 @@
       <w:spacing w:before="0" w:after="40" w:line="300" w:lineRule="auto"/>
     </w:pPr>
     <w:rPr>
-      <w:rFonts w:ascii="Inter" w:hAnsi="Inter" w:cs="Inter" w:eastAsia="Inter"/>
+      <w:rFonts w:ascii="Public Sans" w:hAnsi="Public Sans" w:cs="Public Sans" w:eastAsia="Public Sans"/>
       <w:b w:val="0"/>
       <w:i w:val="0"/>
       <w:color w:val="5F6662"/>
@@ -12724,7 +12717,7 @@
       <w:spacing w:before="20" w:after="20" w:line="276" w:lineRule="auto"/>
     </w:pPr>
     <w:rPr>
-      <w:rFonts w:ascii="Inter" w:hAnsi="Inter" w:cs="Inter" w:eastAsia="Inter"/>
+      <w:rFonts w:ascii="Public Sans" w:hAnsi="Public Sans" w:cs="Public Sans" w:eastAsia="Public Sans"/>
       <w:b w:val="0"/>
       <w:i w:val="0"/>
       <w:color w:val="1B201E"/>
@@ -12738,13 +12731,13 @@
       <w:spacing w:before="40" w:after="40" w:line="264" w:lineRule="auto"/>
     </w:pPr>
     <w:rPr>
-      <w:rFonts w:ascii="Inter" w:hAnsi="Inter" w:cs="Inter" w:eastAsia="Inter"/>
+      <w:rFonts w:ascii="Public Sans" w:hAnsi="Public Sans" w:cs="Public Sans" w:eastAsia="Public Sans"/>
       <w:b/>
       <w:i w:val="0"/>
       <w:caps/>
       <w:color w:val="103428"/>
-      <w:sz w:val="16"/>
-      <w:spacing w:val="12"/>
+      <w:sz w:val="15"/>
+      <w:spacing w:val="10"/>
     </w:rPr>
   </w:style>
 </w:styles>
